--- a/docs/xhs/2026-08-31/科技报/发布文案.docx
+++ b/docs/xhs/2026-08-31/科技报/发布文案.docx
@@ -11,7 +11,7 @@
         <w:rPr>
           <w:color w:val="FF3366"/>
         </w:rPr>
-        <w:t>刚刚！AI自己优化自己了？？</w:t>
+        <w:t>🚨今日AI快讯，第3条直接封神</w:t>
       </w:r>
     </w:p>
     <w:p>
@@ -40,64 +40,40 @@
         <w:spacing w:line="384" w:lineRule="auto"/>
       </w:pPr>
       <w:r>
-        <w:t>今天的AI圈，像是科幻片按了快进键⚡️</w:t>
+        <w:t>今天的AI圈又地震了！⭐ 自我改进AI｜Anthropic研究员发布新实验：自动化系统在10个失准基准上自我改进，性能不掉，堪称AI界的自我进化。💬 让AI改自己的代码？潘多拉魔盒又开了一条缝。🤖</w:t>
         <w:br/>
         <w:br/>
-        <w:t>一条消息直接让我坐直：Anthropic的研究员展示了「自我改进AI」——不用人插手，AI自己给自己打补丁，10个基准测试全部变强，还没伤到其他能力。说真的，看到这我第一反应是：人类还赶得上吗😳</w:t>
+        <w:t>直接看重点👇</w:t>
         <w:br/>
         <w:br/>
-        <w:t>💬 锐评：AI：我自己卷自己，人类：我缓缓打出一个❓</w:t>
+        <w:t>⭐ 版权大战｜索尼音乐+华纳起诉Anthropic，指控用数万首版权歌曲训练AI，每首索赔15万美元。💬 版权大棒挥舞，AI训练的数据黑箱兜不住了。</w:t>
         <w:br/>
         <w:br/>
-        <w:t>剩下的几条，各有各的炸👇</w:t>
+        <w:t>⭐ 天价算力｜Anthropic签下450亿美元超大算力合同，锁定欧洲云服务商。💬 为了追上OpenAI，真是烧钱不眨眼。</w:t>
         <w:br/>
         <w:br/>
-        <w:t>⭐ 索尼音乐+华纳把Anthropic告了，指控拿歌词训练AI，要求每首歌赔15万美元，称之为“无耻的知识产权盗窃”。</w:t>
-        <w:br/>
-        <w:t>💬 锐评：音乐公司终于动手了，这一案可能直接改写AI训练的游戏规则。</w:t>
+        <w:t>⭐ 融资高手｜Lambda拿10亿美元债务买N卡，转头租给微软。💬 一进一出空手套白狼，AI二房东赚麻了。</w:t>
         <w:br/>
         <w:br/>
-        <w:t>⭐ Lambda借了10亿美元买英伟达芯片，转头租给微软。AI算力这生意，已经拼到借钱囤货了。</w:t>
-        <w:br/>
-        <w:t>💬 锐评：云厂商：显卡比黄金还硬通，先囤再说。</w:t>
+        <w:t>⭐ 生态壁垒｜Nvidia的AI优势早已不只在GPU，系统级智能调度才是新王牌。💬 堆芯片的时代快过了，拼软硬一体才够硬。</w:t>
         <w:br/>
         <w:br/>
-        <w:t>⭐ 英伟达不满足于卖GPU，开始卷系统级优化和网络流量管理，把AI优势延伸到整个数据中心。</w:t>
-        <w:br/>
-        <w:t>💬 锐评：老黄的野心：不卖铲子，我要承包整座矿。</w:t>
+        <w:t>⭐ 隐私拉锯｜得州州长冻结3000万AI摄像头支出，Flock被公众抵制。💬 公民隐私碾压监控生意，科技巨头也得让步。</w:t>
         <w:br/>
         <w:br/>
-        <w:t>⭐ 德克萨斯州长冻结了Flock AI监控摄像头的资金，此前该州已经砸了3000万美元。AI监控开始遭遇政策刹车。</w:t>
-        <w:br/>
-        <w:t>💬 锐评：愿技术少点偷窥欲，多点儿边界感。</w:t>
+        <w:t>⭐ 开源路线｜IBM公开Granite 4.2技术细节，主攻企业级效率。💬 开源透明性就是IBM的差异化武器。</w:t>
         <w:br/>
         <w:br/>
-        <w:t>⭐ 中国车企跟着特斯拉扎堆造人形机器人，制造+供应链优势直接拉满，全球机器人赛道挤成早高峰地铁。</w:t>
-        <w:br/>
-        <w:t>💬 锐评：汽车人都去造机器人了，这波叫「一鱼两吃」。</w:t>
+        <w:t>⭐ 时空智驾｜小鹏VLA模型9月装车，记住30秒场景，预判未来6秒。💬 人类还没反应，AI已经看到下一秒了。</w:t>
         <w:br/>
         <w:br/>
-        <w:t>⭐ MiniMax企业收入暴涨700%，季度ARR达8亿美元，从To C转型To B“卖铲子”，直接起飞。</w:t>
-        <w:br/>
-        <w:t>💬 锐评：消费级卷不动，转向给同行递刀，聪明。</w:t>
+        <w:t>⭐ 机器霸榜｜智元机器人在首届机器人运动会狂揽18金。💬 中国机器人军团直接杀疯了，期待人形AI进奥运。</w:t>
         <w:br/>
         <w:br/>
-        <w:t>⭐ IBM公布Granite 4.2技术细节，架构训练全公开，主打企业级高效推理和可定制性。</w:t>
-        <w:br/>
-        <w:t>💬 锐评：大厂也开始卷透明了，好事，至少我们能看明白它咋想的。</w:t>
+        <w:t>⭐ 卖铲子｜MiniMax转型Agent服务，企业收入暴涨700%。💬 与其内卷大模型，不如做淘金时代的水管工。</w:t>
         <w:br/>
         <w:br/>
-        <w:t>⭐ 有人把ICML2200篇论文全复现了一遍，总结出各种翻车现场和避坑指南。</w:t>
-        <w:br/>
-        <w:t>💬 锐评：建议改名叫《AI学术防坑手册》，人手一份。</w:t>
-        <w:br/>
-        <w:br/>
-        <w:t>⭐ Hugging Face发布2026夏季开源生态报告：开源模型和闭源的差距在肉眼可见地缩小，社区力量越来越猛。</w:t>
-        <w:br/>
-        <w:t>💬 锐评：开源才是AI的浪漫，闭源是商业，开源是星辰大海🌊</w:t>
-        <w:br/>
-        <w:br/>
-        <w:t>哪条最炸？评论区聊 👇</w:t>
+        <w:t>哪条最炸？评论区聊聊 👇</w:t>
       </w:r>
     </w:p>
     <w:p>
@@ -113,7 +89,7 @@
         <w:rPr>
           <w:color w:val="0088FF"/>
         </w:rPr>
-        <w:t>#AI  #人工智能  #AI快讯  #科技前沿  #每日AI  #ChatGPT  #大模型</w:t>
+        <w:t>#AI  #人工智能  #AI快讯  #科技前沿  #每日AI  #ChatGPT  #大模型  #机器人</w:t>
       </w:r>
     </w:p>
     <w:p>
@@ -149,7 +125,7 @@
         <w:pStyle w:val="ListBullet"/>
       </w:pPr>
       <w:r>
-        <w:t>索尼音乐与华纳唱片联合起诉Anthropic，指控其大规模侵犯版权，未经授权使用受保护歌词训练AI模型。诉讼称这是“无耻的知识产权盗用运动”，要求每件作品最高15万美元赔偿。此案可能对AI训练数据版权产生深远影响。</w:t>
+        <w:t>索尼音乐出版公司和华纳查普尔音乐公司联合起诉Anthropic，指控其“公然”大规模侵犯音乐版权，在训练AI模型时未经授权使用“数万首”受版权保护作品，并要求每部作品最高15万美元赔偿。这起诉讼凸显了生成式AI与内容产业之间的深层法律冲突，可能影响AI训练数据的合法性规范。</w:t>
       </w:r>
     </w:p>
     <w:p>
@@ -170,7 +146,45 @@
         <w:rPr>
           <w:sz w:val="24"/>
         </w:rPr>
-        <w:t>#2 ★★★★☆  Lambda获10亿美元债务融资抢购AI芯片</w:t>
+        <w:t>#2 ★★★★★  Anthropic与Nscale签订450亿美元算力协议</w:t>
+      </w:r>
+    </w:p>
+    <w:p>
+      <w:r>
+        <w:rPr>
+          <w:color w:val="888888"/>
+          <w:sz w:val="18"/>
+        </w:rPr>
+        <w:t>来源: 爱范儿</w:t>
+      </w:r>
+    </w:p>
+    <w:p>
+      <w:pPr>
+        <w:pStyle w:val="ListBullet"/>
+      </w:pPr>
+      <w:r>
+        <w:t>据早报综合消息，Anthropic与欧洲云服务商Nscale签订了一项总额达450亿美元的算力合同，成为AI领域规模最大的基础设施交易之一。此举反映出Anthropic在扩大模型训练与推理能力上的巨大投入，也显示头部AI公司正通过长期算力锁定以维持竞争优势。</w:t>
+      </w:r>
+    </w:p>
+    <w:p>
+      <w:r>
+        <w:rPr>
+          <w:color w:val="3366CC"/>
+          <w:sz w:val="18"/>
+        </w:rPr>
+        <w:t>https://www.ifanr.com/1677210?utm_source=rss&amp;utm_medium=rss&amp;utm_campaign=</w:t>
+      </w:r>
+    </w:p>
+    <w:p/>
+    <w:p>
+      <w:pPr>
+        <w:pStyle w:val="Heading3"/>
+      </w:pPr>
+      <w:r>
+        <w:rPr>
+          <w:sz w:val="24"/>
+        </w:rPr>
+        <w:t>#3 ★★★★★  Anthropic研究员披露自我改进AI新的进展</w:t>
       </w:r>
     </w:p>
     <w:p>
@@ -187,7 +201,45 @@
         <w:pStyle w:val="ListBullet"/>
       </w:pPr>
       <w:r>
-        <w:t>AI云服务商Lambda获得10亿美元债务融资，用于购买英伟达AI芯片并租给微软。这是AI算力扩张浪潮中最新一笔大额贷款，凸显了AI基础设施建设的巨额资本需求，也表明主要云厂商正通过债务融资抢购稀缺芯片资源。</w:t>
+        <w:t>Anthropic一位研究员展示了自动化系统在10个特定失准行为基准上的自我改进能力，且不损害总体性能。该实验让AI自主改进自身代码与行为，被视为向“自我提升AI”迈出的关键一步，同时也引发对安全可控性的担忧，促使业界更深入思考如何确保这类系统的稳定性。</w:t>
+      </w:r>
+    </w:p>
+    <w:p>
+      <w:r>
+        <w:rPr>
+          <w:color w:val="3366CC"/>
+          <w:sz w:val="18"/>
+        </w:rPr>
+        <w:t>https://techcrunch.com/2026/08/28/an-anthropic-researcher-just-gave-us-a-peek-at-self-improving-ai/</w:t>
+      </w:r>
+    </w:p>
+    <w:p/>
+    <w:p>
+      <w:pPr>
+        <w:pStyle w:val="Heading3"/>
+      </w:pPr>
+      <w:r>
+        <w:rPr>
+          <w:sz w:val="24"/>
+        </w:rPr>
+        <w:t>#4 ★★★★★  Neocloud Lambda获10亿美元债务融资采购AI芯片</w:t>
+      </w:r>
+    </w:p>
+    <w:p>
+      <w:r>
+        <w:rPr>
+          <w:color w:val="888888"/>
+          <w:sz w:val="18"/>
+        </w:rPr>
+        <w:t>来源: TechCrunch</w:t>
+      </w:r>
+    </w:p>
+    <w:p>
+      <w:pPr>
+        <w:pStyle w:val="ListBullet"/>
+      </w:pPr>
+      <w:r>
+        <w:t>AI云服务商Lambda宣布获得10亿美元私募债务融资，用于购买Nvidia AI芯片并租赁给微软。这是其一系列贷款中的最新一笔，反映了AI基础设施的高昂成本，也表明专用云服务商正借助债务融资快速扩张，以满足大模型训练和推理对算力的强劲需求。</w:t>
       </w:r>
     </w:p>
     <w:p>
@@ -208,7 +260,7 @@
         <w:rPr>
           <w:sz w:val="24"/>
         </w:rPr>
-        <w:t>#3 ★★★★★  Anthropic研究员展示自我改进AI新成果</w:t>
+        <w:t>#5 ★★★★☆  Nvidia的AI优势正超越GPU本身</w:t>
       </w:r>
     </w:p>
     <w:p>
@@ -225,45 +277,7 @@
         <w:pStyle w:val="ListBullet"/>
       </w:pPr>
       <w:r>
-        <w:t>Anthropic研究员展示了自我改进AI的最新成果：在10个特定错误行为基准测试中，自动化系统全部提升了性能，且未损害整体能力。这表明AI无需人类干预即可自主优化自身行为的潜能，也引发了对安全性和控制机制的担忧。</w:t>
-      </w:r>
-    </w:p>
-    <w:p>
-      <w:r>
-        <w:rPr>
-          <w:color w:val="3366CC"/>
-          <w:sz w:val="18"/>
-        </w:rPr>
-        <w:t>https://techcrunch.com/2026/08/28/an-anthropic-researcher-just-gave-us-a-peek-at-self-improving-ai/</w:t>
-      </w:r>
-    </w:p>
-    <w:p/>
-    <w:p>
-      <w:pPr>
-        <w:pStyle w:val="Heading3"/>
-      </w:pPr>
-      <w:r>
-        <w:rPr>
-          <w:sz w:val="24"/>
-        </w:rPr>
-        <w:t>#4 ★★★★☆  英伟达AI优势正从GPU延伸到系统级优化</w:t>
-      </w:r>
-    </w:p>
-    <w:p>
-      <w:r>
-        <w:rPr>
-          <w:color w:val="888888"/>
-          <w:sz w:val="18"/>
-        </w:rPr>
-        <w:t>来源: TechCrunch</w:t>
-      </w:r>
-    </w:p>
-    <w:p>
-      <w:pPr>
-        <w:pStyle w:val="ListBullet"/>
-      </w:pPr>
-      <w:r>
-        <w:t>Nvidia在新一代数据中心系统中，不再单纯依赖GPU算力，而是通过更智能的网络流量管理和系统级优化来提升效率。这标志着Nvidia的竞争优势正从硬件扩展到整体计算架构，对AI基础设施市场格局产生重要影响。</w:t>
+        <w:t>TechCrunch分析指出，新一代数据中心系统正通过更智能的流量调度而非单纯增加处理器循环来提升效率。Nvidia的优势正在向网络、软件和系统级集成扩展，使整体AI算力更高效地协同工作。这标志着行业竞争从芯片规格转向全栈性能优化。</w:t>
       </w:r>
     </w:p>
     <w:p>
@@ -284,7 +298,7 @@
         <w:rPr>
           <w:sz w:val="24"/>
         </w:rPr>
-        <w:t>#5 ★★★★☆  德州州长冻结Flock AI监控摄像头资金</w:t>
+        <w:t>#6 ★★★★☆  德州州长冻结对Flock AI摄像头的资金支持</w:t>
       </w:r>
     </w:p>
     <w:p>
@@ -301,7 +315,7 @@
         <w:pStyle w:val="ListBullet"/>
       </w:pPr>
       <w:r>
-        <w:t>在德克萨斯州因AI监控摄像头引发争议之际，州长阿博特冻结了州对Flock摄像头的资金支持。此前一项调查披露该州已花费超过3000万美元购买这些AI监控摄像头。这一决定标志着公共部门对AI监控技术态度的重要转变。</w:t>
+        <w:t>在公众对Flock AI监控摄像头的抵制日益加剧之际，得州州长Abbott冻结了州政府对相关设备的支出。该决定恰逢一项调查曝光得州已花费超过3000万美元用于Flock摄像头。此事件反映出人工智能监控在隐私与安全之间的激烈争议，并可能影响其他州的采购决策。</w:t>
       </w:r>
     </w:p>
     <w:p>
@@ -322,7 +336,7 @@
         <w:rPr>
           <w:sz w:val="24"/>
         </w:rPr>
-        <w:t>#6 ★★★★☆  中国车企效仿特斯拉押注人形机器人</w:t>
+        <w:t>#7 ★★★★☆  IBM发布Granite 4.2系列大语言模型技术细节</w:t>
       </w:r>
     </w:p>
     <w:p>
@@ -331,7 +345,7 @@
           <w:color w:val="888888"/>
           <w:sz w:val="18"/>
         </w:rPr>
-        <w:t>来源: TechCrunch</w:t>
+        <w:t>来源: Hugging Face Blog</w:t>
       </w:r>
     </w:p>
     <w:p>
@@ -339,83 +353,7 @@
         <w:pStyle w:val="ListBullet"/>
       </w:pPr>
       <w:r>
-        <w:t>技术进展促使一批中国汽车制造商涌入人形机器人领域，效仿特斯拉将机器人视为下一个利润增长点。这些车企正利用制造经验和供应链优势，加速机器人商业化进程，加剧了全球人形机器人市场的竞争。</w:t>
-      </w:r>
-    </w:p>
-    <w:p>
-      <w:r>
-        <w:rPr>
-          <w:color w:val="3366CC"/>
-          <w:sz w:val="18"/>
-        </w:rPr>
-        <w:t>https://techcrunch.com/2026/08/28/chinese-automakers-are-following-teslas-bet-that-robots-are-the-next-big-profit-machine/</w:t>
-      </w:r>
-    </w:p>
-    <w:p/>
-    <w:p>
-      <w:pPr>
-        <w:pStyle w:val="Heading3"/>
-      </w:pPr>
-      <w:r>
-        <w:rPr>
-          <w:sz w:val="24"/>
-        </w:rPr>
-        <w:t>#7 ★★★★☆  MiniMax企业收入暴涨700%，转型AI基建服务商</w:t>
-      </w:r>
-    </w:p>
-    <w:p>
-      <w:r>
-        <w:rPr>
-          <w:color w:val="888888"/>
-          <w:sz w:val="18"/>
-        </w:rPr>
-        <w:t>来源: 爱范儿</w:t>
-      </w:r>
-    </w:p>
-    <w:p>
-      <w:pPr>
-        <w:pStyle w:val="ListBullet"/>
-      </w:pPr>
-      <w:r>
-        <w:t>AI公司MiniMax企业收入暴涨700%，季度ARR达到8亿美元。该公司曾以面向消费者为主，如今却通过为企业和开发者提供AI基础设施与Agent服务（“卖铲子”）实现了商业模式转型，成为中国AI行业重要的B端服务商。</w:t>
-      </w:r>
-    </w:p>
-    <w:p>
-      <w:r>
-        <w:rPr>
-          <w:color w:val="3366CC"/>
-          <w:sz w:val="18"/>
-        </w:rPr>
-        <w:t>https://www.ifanr.com/1676874</w:t>
-      </w:r>
-    </w:p>
-    <w:p/>
-    <w:p>
-      <w:pPr>
-        <w:pStyle w:val="Heading3"/>
-      </w:pPr>
-      <w:r>
-        <w:rPr>
-          <w:sz w:val="24"/>
-        </w:rPr>
-        <w:t>#8 ★★★★☆  IBM发布Granite 4.2大模型技术细节</w:t>
-      </w:r>
-    </w:p>
-    <w:p>
-      <w:r>
-        <w:rPr>
-          <w:color w:val="888888"/>
-          <w:sz w:val="18"/>
-        </w:rPr>
-        <w:t>来源: Hugging Face - Blog</w:t>
-      </w:r>
-    </w:p>
-    <w:p>
-      <w:pPr>
-        <w:pStyle w:val="ListBullet"/>
-      </w:pPr>
-      <w:r>
-        <w:t>IBM在Hugging Face博客公布了Granite 4.2大模型的技术细节，包括架构设计、训练策略和优化方法。该系列模型面向企业级应用，强调高效推理和可定制性。此次披露有助于开发者了解IBM最新LLM的实现方式并用于自身部署。</w:t>
+        <w:t>IBM通过Hugging Face博客公开了Granite 4.2系列大语言模型的构建过程，包括模型架构、训练数据策略和优化方法。该系列面向企业级任务，在效率与性能上进行了针对性设计。开放技术细节有助于开发者理解其能力边界，也彰显了IBM在开源模型生态中的持续投入。</w:t>
       </w:r>
     </w:p>
     <w:p>
@@ -436,7 +374,7 @@
         <w:rPr>
           <w:sz w:val="24"/>
         </w:rPr>
-        <w:t>#9 ★★★☆☆  大规模复现ICML 2200篇论文的经验启示</w:t>
+        <w:t>#8 ★★★★☆  小鹏新版VLA智驾模型9月实装：可预判未来6秒</w:t>
       </w:r>
     </w:p>
     <w:p>
@@ -445,7 +383,7 @@
           <w:color w:val="888888"/>
           <w:sz w:val="18"/>
         </w:rPr>
-        <w:t>来源: Hugging Face - Blog</w:t>
+        <w:t>来源: 爱范儿</w:t>
       </w:r>
     </w:p>
     <w:p>
@@ -453,7 +391,7 @@
         <w:pStyle w:val="ListBullet"/>
       </w:pPr>
       <w:r>
-        <w:t>研究人员在Hugging Face博客分享了对ICML 2200篇论文进行复现实验的经验总结，揭示了论文复现中的常见问题和挑战。这一大规模复现行动有助于提升AI研究的可重复性和可靠性，为学术社区提供了宝贵的实践指南。</w:t>
+        <w:t>小鹏汽车宣布其新版VLA（视觉语言动作）模型将于9月正式装车。该模型能记住过去30秒的驾驶场景，并预判未来6秒的动态，使车辆在“时间维度”上进行决策，显著提升复杂路况下的自动驾驶能力。这一技术落地标志着端到端智能驾驶进入新阶段。</w:t>
       </w:r>
     </w:p>
     <w:p>
@@ -462,7 +400,7 @@
           <w:color w:val="3366CC"/>
           <w:sz w:val="18"/>
         </w:rPr>
-        <w:t>https://huggingface.co/blog/icml-2026-open-reproductions</w:t>
+        <w:t>https://www.ifanr.com/1677118?utm_source=rss&amp;utm_medium=rss&amp;utm_campaign=</w:t>
       </w:r>
     </w:p>
     <w:p/>
@@ -474,7 +412,7 @@
         <w:rPr>
           <w:sz w:val="24"/>
         </w:rPr>
-        <w:t>#10 ★★★☆☆  Hugging Face发布2026夏季开源模型生态观察</w:t>
+        <w:t>#9 ★★★★☆  智元机器人在机器人运动会上斩获18枚金牌</w:t>
       </w:r>
     </w:p>
     <w:p>
@@ -483,7 +421,7 @@
           <w:color w:val="888888"/>
           <w:sz w:val="18"/>
         </w:rPr>
-        <w:t>来源: Hugging Face - Blog</w:t>
+        <w:t>来源: 爱范儿</w:t>
       </w:r>
     </w:p>
     <w:p>
@@ -491,7 +429,7 @@
         <w:pStyle w:val="ListBullet"/>
       </w:pPr>
       <w:r>
-        <w:t>Hugging Face发布2026年夏季开源模型生态观察报告，分析了开源模型的进展、竞争格局和与闭源模型的差距。报告指出开源模型在能力、效率和社区支持方面的显著进步，并预测了未来发展趋势，是理解开源AI现状的重要参考。</w:t>
+        <w:t>在首届机器人运动会上，智元机器人（AgiBot）完成“首秀”并表现亮眼，凭借过硬的技术实力斩获18枚金牌，在金牌榜和奖牌榜上双双领跑。其产品刚从工厂走进赛场，展示了具身智能在复杂场景中的运动能力与稳定性，也巩固了中国在人形机器人领域的竞争力。</w:t>
       </w:r>
     </w:p>
     <w:p>
@@ -500,7 +438,45 @@
           <w:color w:val="3366CC"/>
           <w:sz w:val="18"/>
         </w:rPr>
-        <w:t>https://huggingface.co/blog/state-of-open-models-summer-2026</w:t>
+        <w:t>https://www.ifanr.com/1676970?utm_source=rss&amp;utm_medium=rss&amp;utm_campaign=</w:t>
+      </w:r>
+    </w:p>
+    <w:p/>
+    <w:p>
+      <w:pPr>
+        <w:pStyle w:val="Heading3"/>
+      </w:pPr>
+      <w:r>
+        <w:rPr>
+          <w:sz w:val="24"/>
+        </w:rPr>
+        <w:t>#10 ★★★★☆  MiniMax企业收入暴涨700%，转型AI“卖铲人”</w:t>
+      </w:r>
+    </w:p>
+    <w:p>
+      <w:r>
+        <w:rPr>
+          <w:color w:val="888888"/>
+          <w:sz w:val="18"/>
+        </w:rPr>
+        <w:t>来源: 爱范儿</w:t>
+      </w:r>
+    </w:p>
+    <w:p>
+      <w:pPr>
+        <w:pStyle w:val="ListBullet"/>
+      </w:pPr>
+      <w:r>
+        <w:t>AI创企MiniMax虽曾坚持自研“大模型+应用”路线，如今却向企业客户提供基础设施与Agent服务。其企业业务收入同比增长700%，年度经常性收入达8亿美元。这一转变表明，在模型同质化竞争下，输出能力与效率工具正成为更可持续的商业化路径。</w:t>
+      </w:r>
+    </w:p>
+    <w:p>
+      <w:r>
+        <w:rPr>
+          <w:color w:val="3366CC"/>
+          <w:sz w:val="18"/>
+        </w:rPr>
+        <w:t>https://www.ifanr.com/1676874?utm_source=rss&amp;utm_medium=rss&amp;utm_campaign=</w:t>
       </w:r>
     </w:p>
     <w:p/>
